--- a/arb/docx/30.content.docx
+++ b/arb/docx/30.content.docx
@@ -388,23 +388,7 @@
           <w:cs/>
           <w:lang w:val="ar_AE" w:bidi="ar_AE"/>
         </w:rPr>
-        <w:t xml:space="preserve"> باستخدام كلمة عبرية مختلفة (بوكير boqer، التي تعني "راعي"؛ انظر </w:t>
-      </w:r>
-      <w:r>
-        <w:rPr>
-          <w:rtl/>
-          <w:cs/>
-          <w:lang w:val="ar_AE" w:bidi="ar_AE"/>
-        </w:rPr>
-        <w:t>مقدمة سفر عاموس</w:t>
-      </w:r>
-      <w:r>
-        <w:rPr>
-          <w:rtl/>
-          <w:cs/>
-          <w:lang w:val="ar_AE" w:bidi="ar_AE"/>
-        </w:rPr>
-        <w:t xml:space="preserve">، "النبي عاموس"). لم يكن عاموس نبيًا مُتمرسًا يخدم في البلاط أو الهيكل. • تلقى عاموس هذه الرسالة في رؤى—أي عن طريق الإعلان الإلهي (انظر </w:t>
+        <w:t xml:space="preserve"> باستخدام كلمة عبرية مختلفة (بوكير boqer، التي تعني "راعي"؛ انظر مقدمة سفر عاموس، "النبي عاموس"). لم يكن عاموس نبيًا مُتمرسًا يخدم في البلاط أو الهيكل. • تلقى عاموس هذه الرسالة في رؤى—أي عن طريق الإعلان الإلهي (انظر </w:t>
       </w:r>
       <w:r>
         <w:rPr>
@@ -12329,23 +12313,7 @@
           <w:cs/>
           <w:lang w:val="ar_AE" w:bidi="ar_AE"/>
         </w:rPr>
-        <w:t xml:space="preserve"> ولا توجد في أي مكان آخر في العهد القديم. وهي مرتبطة بكلمة تعني ماشية، مما يوحي بأن عاموس ربما قام بتربية الماشية كمربِِ أو راعي (انظر </w:t>
-      </w:r>
-      <w:r>
-        <w:rPr>
-          <w:rtl/>
-          <w:cs/>
-          <w:lang w:val="ar_AE" w:bidi="ar_AE"/>
-        </w:rPr>
-        <w:t>مقدمة سفر عاموس</w:t>
-      </w:r>
-      <w:r>
-        <w:rPr>
-          <w:rtl/>
-          <w:cs/>
-          <w:lang w:val="ar_AE" w:bidi="ar_AE"/>
-        </w:rPr>
-        <w:t>، "النبي عاموس"). • كان يتم جمع الجميز كعلف للماشية.</w:t>
+        <w:t xml:space="preserve"> ولا توجد في أي مكان آخر في العهد القديم. وهي مرتبطة بكلمة تعني ماشية، مما يوحي بأن عاموس ربما قام بتربية الماشية كمربِِ أو راعي (انظر مقدمة سفر عاموس، "النبي عاموس"). • كان يتم جمع الجميز كعلف للماشية.</w:t>
       </w:r>
       <w:r>
         <w:rPr>
